--- a/Opis realizacji projektu_ System Zarządzania Hotelem.docx
+++ b/Opis realizacji projektu_ System Zarządzania Hotelem.docx
@@ -1069,7 +1069,448 @@
     <w:p>
       <w:pPr>
         <w:spacing w:after="240" w:before="240" w:lineRule="auto"/>
-        <w:ind w:left="720" w:firstLine="0"/>
+        <w:rPr/>
+      </w:pPr>
+      <w:r>
+        <w:rPr>
+          <w:rtl w:val="0"/>
+        </w:rPr>
+      </w:r>
+    </w:p>
+    <w:p>
+      <w:pPr>
+        <w:spacing w:after="240" w:before="240" w:lineRule="auto"/>
+        <w:rPr/>
+      </w:pPr>
+      <w:r>
+        <w:rPr>
+          <w:rtl w:val="0"/>
+        </w:rPr>
+      </w:r>
+    </w:p>
+    <w:p>
+      <w:pPr>
+        <w:pStyle w:val="Heading3"/>
+        <w:keepNext w:val="0"/>
+        <w:keepLines w:val="0"/>
+        <w:spacing w:before="280" w:lineRule="auto"/>
+        <w:rPr>
+          <w:b w:val="1"/>
+          <w:bCs w:val="1"/>
+          <w:color w:val="000000"/>
+          <w:sz w:val="26"/>
+          <w:szCs w:val="26"/>
+        </w:rPr>
+      </w:pPr>
+      <w:bookmarkStart w:colFirst="0" w:colLast="0" w:name="_8t1h453pygzd" w:id="14"/>
+      <w:bookmarkEnd w:id="14"/>
+      <w:r>
+        <w:rPr>
+          <w:b w:val="1"/>
+          <w:bCs w:val="1"/>
+          <w:color w:val="000000"/>
+          <w:sz w:val="26"/>
+          <w:szCs w:val="26"/>
+          <w:rtl w:val="0"/>
+        </w:rPr>
+        <w:t xml:space="preserve">Opis bazy danych — System Zarządzania Hotelem</w:t>
+      </w:r>
+    </w:p>
+    <w:p>
+      <w:pPr>
+        <w:spacing w:after="240" w:before="240" w:lineRule="auto"/>
+        <w:rPr/>
+      </w:pPr>
+      <w:r>
+        <w:pict>
+          <v:rect style="width:0.0pt;height:1.5pt" o:hr="t" o:hrstd="t" o:hralign="center" fillcolor="#A0A0A0" stroked="f"/>
+        </w:pict>
+      </w:r>
+      <w:r>
+        <w:rPr>
+          <w:rtl w:val="0"/>
+        </w:rPr>
+      </w:r>
+    </w:p>
+    <w:p>
+      <w:pPr>
+        <w:pStyle w:val="Heading4"/>
+        <w:keepNext w:val="0"/>
+        <w:keepLines w:val="0"/>
+        <w:spacing w:after="40" w:before="240" w:lineRule="auto"/>
+        <w:rPr>
+          <w:b w:val="1"/>
+          <w:bCs w:val="1"/>
+          <w:color w:val="000000"/>
+          <w:sz w:val="22"/>
+          <w:szCs w:val="22"/>
+        </w:rPr>
+      </w:pPr>
+      <w:bookmarkStart w:colFirst="0" w:colLast="0" w:name="_7xl1ddttidt7" w:id="15"/>
+      <w:bookmarkEnd w:id="15"/>
+      <w:r>
+        <w:rPr>
+          <w:b w:val="1"/>
+          <w:bCs w:val="1"/>
+          <w:color w:val="000000"/>
+          <w:sz w:val="22"/>
+          <w:szCs w:val="22"/>
+          <w:rtl w:val="0"/>
+        </w:rPr>
+        <w:t xml:space="preserve">Środowisko</w:t>
+      </w:r>
+    </w:p>
+    <w:p>
+      <w:pPr>
+        <w:spacing w:after="240" w:before="240" w:lineRule="auto"/>
+        <w:rPr/>
+      </w:pPr>
+      <w:r>
+        <w:rPr>
+          <w:rtl w:val="0"/>
+        </w:rPr>
+        <w:t xml:space="preserve">Baza danych postawiona w programie XAMPP, który działa lokalnie na komputerze. XAMPP zawiera serwer MySQL, którym zarządza się przez przeglądarkę za pomocą narzędzia phpMyAdmin. Nie wymaga instalacji osobnego serwera, co pozwala szybko zacząć pracę i testowanie. Połączenie z aplikacją C# odbywa się przez Entity Framework Core w podejściu Code-First, co oznacza że tabele w bazie generowane są automatycznie na podstawie klas napisanych w kodzie.</w:t>
+      </w:r>
+    </w:p>
+    <w:p>
+      <w:pPr>
+        <w:spacing w:after="240" w:before="240" w:lineRule="auto"/>
+        <w:rPr/>
+      </w:pPr>
+      <w:r>
+        <w:pict>
+          <v:rect style="width:0.0pt;height:1.5pt" o:hr="t" o:hrstd="t" o:hralign="center" fillcolor="#A0A0A0" stroked="f"/>
+        </w:pict>
+      </w:r>
+      <w:r>
+        <w:rPr>
+          <w:rtl w:val="0"/>
+        </w:rPr>
+      </w:r>
+    </w:p>
+    <w:p>
+      <w:pPr>
+        <w:pStyle w:val="Heading4"/>
+        <w:keepNext w:val="0"/>
+        <w:keepLines w:val="0"/>
+        <w:spacing w:after="40" w:before="240" w:lineRule="auto"/>
+        <w:rPr>
+          <w:b w:val="1"/>
+          <w:bCs w:val="1"/>
+          <w:color w:val="000000"/>
+          <w:sz w:val="22"/>
+          <w:szCs w:val="22"/>
+        </w:rPr>
+      </w:pPr>
+      <w:bookmarkStart w:colFirst="0" w:colLast="0" w:name="_5o4gynrd27kk" w:id="16"/>
+      <w:bookmarkEnd w:id="16"/>
+      <w:r>
+        <w:rPr>
+          <w:b w:val="1"/>
+          <w:bCs w:val="1"/>
+          <w:color w:val="000000"/>
+          <w:sz w:val="22"/>
+          <w:szCs w:val="22"/>
+          <w:rtl w:val="0"/>
+        </w:rPr>
+        <w:t xml:space="preserve">Tabela Pokoje (Rooms)</w:t>
+      </w:r>
+    </w:p>
+    <w:p>
+      <w:pPr>
+        <w:spacing w:after="240" w:before="240" w:lineRule="auto"/>
+        <w:rPr/>
+      </w:pPr>
+      <w:r>
+        <w:rPr>
+          <w:rtl w:val="0"/>
+        </w:rPr>
+        <w:t xml:space="preserve">Przechowuje informacje o wszystkich pokojach w hotelu. Kolumny: unikalny identyfikator pokoju, numer pokoju, typ pokoju (Standard, Deluxe, Suite), cena za jedną noc, status dostępności (wolny lub zajęty). Każdy pokój ma jeden unikalny numer — system nie pozwoli dodać dwóch pokojów o tym samym numerze.</w:t>
+      </w:r>
+    </w:p>
+    <w:p>
+      <w:pPr>
+        <w:spacing w:after="240" w:before="240" w:lineRule="auto"/>
+        <w:rPr/>
+      </w:pPr>
+      <w:r>
+        <w:pict>
+          <v:rect style="width:0.0pt;height:1.5pt" o:hr="t" o:hrstd="t" o:hralign="center" fillcolor="#A0A0A0" stroked="f"/>
+        </w:pict>
+      </w:r>
+      <w:r>
+        <w:rPr>
+          <w:rtl w:val="0"/>
+        </w:rPr>
+      </w:r>
+    </w:p>
+    <w:p>
+      <w:pPr>
+        <w:pStyle w:val="Heading4"/>
+        <w:keepNext w:val="0"/>
+        <w:keepLines w:val="0"/>
+        <w:spacing w:after="40" w:before="240" w:lineRule="auto"/>
+        <w:rPr>
+          <w:b w:val="1"/>
+          <w:bCs w:val="1"/>
+          <w:color w:val="000000"/>
+          <w:sz w:val="22"/>
+          <w:szCs w:val="22"/>
+        </w:rPr>
+      </w:pPr>
+      <w:bookmarkStart w:colFirst="0" w:colLast="0" w:name="_aovmkc662iy5" w:id="17"/>
+      <w:bookmarkEnd w:id="17"/>
+      <w:r>
+        <w:rPr>
+          <w:b w:val="1"/>
+          <w:bCs w:val="1"/>
+          <w:color w:val="000000"/>
+          <w:sz w:val="22"/>
+          <w:szCs w:val="22"/>
+          <w:rtl w:val="0"/>
+        </w:rPr>
+        <w:t xml:space="preserve">Tabela Klienci (Guests)</w:t>
+      </w:r>
+    </w:p>
+    <w:p>
+      <w:pPr>
+        <w:spacing w:after="240" w:before="240" w:lineRule="auto"/>
+        <w:rPr/>
+      </w:pPr>
+      <w:r>
+        <w:rPr>
+          <w:rtl w:val="0"/>
+        </w:rPr>
+        <w:t xml:space="preserve">Przechowuje dane osobowe gości hotelowych. Kolumny: unikalny identyfikator klienta, imię, nazwisko, numer telefonu, adres e-mail. Jeden klient może mieć wiele rezerwacji w historii, dlatego tabela jest powiązana z tabelą Rezerwacje relacją jeden do wielu.</w:t>
+      </w:r>
+    </w:p>
+    <w:p>
+      <w:pPr>
+        <w:spacing w:after="240" w:before="240" w:lineRule="auto"/>
+        <w:rPr/>
+      </w:pPr>
+      <w:r>
+        <w:pict>
+          <v:rect style="width:0.0pt;height:1.5pt" o:hr="t" o:hrstd="t" o:hralign="center" fillcolor="#A0A0A0" stroked="f"/>
+        </w:pict>
+      </w:r>
+      <w:r>
+        <w:rPr>
+          <w:rtl w:val="0"/>
+        </w:rPr>
+      </w:r>
+    </w:p>
+    <w:p>
+      <w:pPr>
+        <w:pStyle w:val="Heading4"/>
+        <w:keepNext w:val="0"/>
+        <w:keepLines w:val="0"/>
+        <w:spacing w:after="40" w:before="240" w:lineRule="auto"/>
+        <w:rPr>
+          <w:b w:val="1"/>
+          <w:bCs w:val="1"/>
+          <w:color w:val="000000"/>
+          <w:sz w:val="22"/>
+          <w:szCs w:val="22"/>
+        </w:rPr>
+      </w:pPr>
+      <w:bookmarkStart w:colFirst="0" w:colLast="0" w:name="_nanxxfzhijs2" w:id="18"/>
+      <w:bookmarkEnd w:id="18"/>
+      <w:r>
+        <w:rPr>
+          <w:b w:val="1"/>
+          <w:bCs w:val="1"/>
+          <w:color w:val="000000"/>
+          <w:sz w:val="22"/>
+          <w:szCs w:val="22"/>
+          <w:rtl w:val="0"/>
+        </w:rPr>
+        <w:t xml:space="preserve">Tabela Rezerwacje (Reservations)</w:t>
+      </w:r>
+    </w:p>
+    <w:p>
+      <w:pPr>
+        <w:spacing w:after="240" w:before="240" w:lineRule="auto"/>
+        <w:rPr/>
+      </w:pPr>
+      <w:r>
+        <w:rPr>
+          <w:rtl w:val="0"/>
+        </w:rPr>
+        <w:t xml:space="preserve">Główna tabela systemu łącząca pokoje z klientami. Kolumny: unikalny identyfikator rezerwacji, identyfikator klienta (klucz obcy do tabeli Klienci), identyfikator pokoju (klucz obcy do tabeli Pokoje), data przyjazdu, data wyjazdu, liczba nocy, łączna kwota za pobyt, status rezerwacji (aktywna, zakończona, anulowana), pole na uwagi. Przed dodaniem nowej rezerwacji system sprawdza w tej tabeli czy wybrany pokój nie jest już zajęty w podanym terminie — jeśli tak, blokuje zapis i wyświetla komunikat.</w:t>
+      </w:r>
+    </w:p>
+    <w:p>
+      <w:pPr>
+        <w:spacing w:after="240" w:before="240" w:lineRule="auto"/>
+        <w:rPr/>
+      </w:pPr>
+      <w:r>
+        <w:pict>
+          <v:rect style="width:0.0pt;height:1.5pt" o:hr="t" o:hrstd="t" o:hralign="center" fillcolor="#A0A0A0" stroked="f"/>
+        </w:pict>
+      </w:r>
+      <w:r>
+        <w:rPr>
+          <w:rtl w:val="0"/>
+        </w:rPr>
+      </w:r>
+    </w:p>
+    <w:p>
+      <w:pPr>
+        <w:pStyle w:val="Heading4"/>
+        <w:keepNext w:val="0"/>
+        <w:keepLines w:val="0"/>
+        <w:spacing w:after="40" w:before="240" w:lineRule="auto"/>
+        <w:rPr>
+          <w:b w:val="1"/>
+          <w:bCs w:val="1"/>
+          <w:color w:val="000000"/>
+          <w:sz w:val="22"/>
+          <w:szCs w:val="22"/>
+        </w:rPr>
+      </w:pPr>
+      <w:bookmarkStart w:colFirst="0" w:colLast="0" w:name="_vh5w0u5c8jyw" w:id="19"/>
+      <w:bookmarkEnd w:id="19"/>
+      <w:r>
+        <w:rPr>
+          <w:b w:val="1"/>
+          <w:bCs w:val="1"/>
+          <w:color w:val="000000"/>
+          <w:sz w:val="22"/>
+          <w:szCs w:val="22"/>
+          <w:rtl w:val="0"/>
+        </w:rPr>
+        <w:t xml:space="preserve">Tabela Użytkownicy (Users)</w:t>
+      </w:r>
+    </w:p>
+    <w:p>
+      <w:pPr>
+        <w:spacing w:after="240" w:before="240" w:lineRule="auto"/>
+        <w:rPr/>
+      </w:pPr>
+      <w:r>
+        <w:rPr>
+          <w:rtl w:val="0"/>
+        </w:rPr>
+        <w:t xml:space="preserve">Przechowuje dane kont pracowników mających dostęp do systemu. Kolumny: unikalny identyfikator użytkownika, imię i nazwisko, login, hasło przechowywane w postaci zaszyfrowanej (hash), rola (np. recepcjonista, administrator). Tabela nie jest powiązana bezpośrednio z rezerwacjami — służy wyłącznie do kontroli dostępu do aplikacji.</w:t>
+      </w:r>
+    </w:p>
+    <w:p>
+      <w:pPr>
+        <w:spacing w:after="240" w:before="240" w:lineRule="auto"/>
+        <w:rPr/>
+      </w:pPr>
+      <w:r>
+        <w:pict>
+          <v:rect style="width:0.0pt;height:1.5pt" o:hr="t" o:hrstd="t" o:hralign="center" fillcolor="#A0A0A0" stroked="f"/>
+        </w:pict>
+      </w:r>
+      <w:r>
+        <w:rPr>
+          <w:rtl w:val="0"/>
+        </w:rPr>
+      </w:r>
+    </w:p>
+    <w:p>
+      <w:pPr>
+        <w:pStyle w:val="Heading4"/>
+        <w:keepNext w:val="0"/>
+        <w:keepLines w:val="0"/>
+        <w:spacing w:after="40" w:before="240" w:lineRule="auto"/>
+        <w:rPr>
+          <w:b w:val="1"/>
+          <w:bCs w:val="1"/>
+          <w:color w:val="000000"/>
+          <w:sz w:val="22"/>
+          <w:szCs w:val="22"/>
+        </w:rPr>
+      </w:pPr>
+      <w:bookmarkStart w:colFirst="0" w:colLast="0" w:name="_szm30he7y4q9" w:id="20"/>
+      <w:bookmarkEnd w:id="20"/>
+      <w:r>
+        <w:rPr>
+          <w:b w:val="1"/>
+          <w:bCs w:val="1"/>
+          <w:color w:val="000000"/>
+          <w:sz w:val="22"/>
+          <w:szCs w:val="22"/>
+          <w:rtl w:val="0"/>
+        </w:rPr>
+        <w:t xml:space="preserve">Relacje między tabelami</w:t>
+      </w:r>
+    </w:p>
+    <w:p>
+      <w:pPr>
+        <w:spacing w:after="240" w:before="240" w:lineRule="auto"/>
+        <w:rPr/>
+      </w:pPr>
+      <w:r>
+        <w:rPr>
+          <w:rtl w:val="0"/>
+        </w:rPr>
+        <w:t xml:space="preserve">Jeden klient może mieć wiele rezerwacji. Jeden pokój może mieć wiele rezerwacji, ale nie mogą się one nakładać datami. Użytkownicy są oddzieleni od klientów — pracownik hotelu i gość hotelowy to dwa różne byty w systemie.</w:t>
+      </w:r>
+    </w:p>
+    <w:p>
+      <w:pPr>
+        <w:spacing w:after="240" w:before="240" w:lineRule="auto"/>
+        <w:rPr/>
+      </w:pPr>
+      <w:r>
+        <w:pict>
+          <v:rect style="width:0.0pt;height:1.5pt" o:hr="t" o:hrstd="t" o:hralign="center" fillcolor="#A0A0A0" stroked="f"/>
+        </w:pict>
+      </w:r>
+      <w:r>
+        <w:rPr>
+          <w:rtl w:val="0"/>
+        </w:rPr>
+      </w:r>
+    </w:p>
+    <w:p>
+      <w:pPr>
+        <w:pStyle w:val="Heading4"/>
+        <w:keepNext w:val="0"/>
+        <w:keepLines w:val="0"/>
+        <w:spacing w:after="40" w:before="240" w:lineRule="auto"/>
+        <w:rPr>
+          <w:b w:val="1"/>
+          <w:bCs w:val="1"/>
+          <w:color w:val="000000"/>
+          <w:sz w:val="22"/>
+          <w:szCs w:val="22"/>
+        </w:rPr>
+      </w:pPr>
+      <w:bookmarkStart w:colFirst="0" w:colLast="0" w:name="_33m7jtkdvs94" w:id="21"/>
+      <w:bookmarkEnd w:id="21"/>
+      <w:r>
+        <w:rPr>
+          <w:b w:val="1"/>
+          <w:bCs w:val="1"/>
+          <w:color w:val="000000"/>
+          <w:sz w:val="22"/>
+          <w:szCs w:val="22"/>
+          <w:rtl w:val="0"/>
+        </w:rPr>
+        <w:t xml:space="preserve">Logika walidacji po stronie bazy</w:t>
+      </w:r>
+    </w:p>
+    <w:p>
+      <w:pPr>
+        <w:spacing w:after="240" w:before="240" w:lineRule="auto"/>
+        <w:rPr/>
+      </w:pPr>
+      <w:r>
+        <w:rPr>
+          <w:rtl w:val="0"/>
+        </w:rPr>
+        <w:t xml:space="preserve">Przed zapisaniem każdej nowej rezerwacji system wykonuje zapytanie sprawdzające czy w tabeli Rezerwacje istnieje już wpis dla danego pokoju, gdzie daty się pokrywają z nowo wpisywanym terminem. Jeśli takie nakładanie się dat zostanie wykryte, rezerwacja nie jest zapisywana. Dodatkowo baza nie przyjmie wartości ujemnych w polu ceny ani pustych pól wymaganych.</w:t>
+      </w:r>
+    </w:p>
+    <w:p>
+      <w:pPr>
+        <w:spacing w:after="240" w:before="240" w:lineRule="auto"/>
         <w:rPr/>
       </w:pPr>
       <w:r>
